--- a/template.docx
+++ b/template.docx
@@ -340,16 +340,17 @@
                 <w:sz w:val="26"/>
                 <w:szCs w:val="26"/>
               </w:rPr>
-              <w:t xml:space="preserve"> Giang, ngày      tháng     năm 202</w:t>
+              <w:t xml:space="preserve"> Giang, ngày      tháng     năm 20</w:t>
             </w:r>
             <w:r>
               <w:rPr>
                 <w:i/>
                 <w:iCs/>
+                <w:color w:val="000000"/>
                 <w:sz w:val="26"/>
                 <w:szCs w:val="26"/>
               </w:rPr>
-              <w:t>5</w:t>
+              <w:t>..</w:t>
             </w:r>
           </w:p>
           <w:p>

--- a/template.docx
+++ b/template.docx
@@ -9077,7 +9077,15 @@
           <w:sz w:val="26"/>
           <w:szCs w:val="26"/>
         </w:rPr>
-        <w:t xml:space="preserve">ngaybatdau </w:t>
+        <w:t>tu_ngay</w:t>
+      </w:r>
+      <w:r>
+        <w:rPr>
+          <w:rFonts w:ascii="Times New Roman" w:eastAsia="Times New Roman" w:hAnsi="Times New Roman" w:cs="Times New Roman"/>
+          <w:sz w:val="26"/>
+          <w:szCs w:val="26"/>
+        </w:rPr>
+        <w:t xml:space="preserve"> </w:t>
       </w:r>
       <w:r>
         <w:rPr>
@@ -9094,7 +9102,7 @@
           <w:sz w:val="26"/>
           <w:szCs w:val="26"/>
         </w:rPr>
-        <w:t>ngayketthuc</w:t>
+        <w:t>den_ngay</w:t>
       </w:r>
       <w:r>
         <w:rPr>
@@ -11375,690 +11383,6 @@
               </w:rPr>
               <w:t>HÌNH ẢNH</w:t>
             </w:r>
-          </w:p>
-        </w:tc>
-      </w:tr>
-      <w:tr>
-        <w:trPr>
-          <w:trHeight w:val="3913"/>
-          <w:jc w:val="center"/>
-        </w:trPr>
-        <w:tc>
-          <w:tcPr>
-            <w:tcW w:w="2415" w:type="dxa"/>
-            <w:tcMar>
-              <w:top w:w="100" w:type="dxa"/>
-              <w:left w:w="100" w:type="dxa"/>
-              <w:bottom w:w="100" w:type="dxa"/>
-              <w:right w:w="100" w:type="dxa"/>
-            </w:tcMar>
-          </w:tcPr>
-          <w:p>
-            <w:pPr>
-              <w:widowControl w:val="0"/>
-              <w:pBdr>
-                <w:top w:val="nil"/>
-                <w:left w:val="nil"/>
-                <w:bottom w:val="nil"/>
-                <w:right w:val="nil"/>
-                <w:between w:val="nil"/>
-              </w:pBdr>
-              <w:spacing w:line="240" w:lineRule="auto"/>
-              <w:rPr>
-                <w:rFonts w:ascii="Times New Roman" w:eastAsia="Times New Roman" w:hAnsi="Times New Roman" w:cs="Times New Roman"/>
-                <w:sz w:val="26"/>
-                <w:szCs w:val="26"/>
-              </w:rPr>
-            </w:pPr>
-            <w:r>
-              <w:rPr>
-                <w:rFonts w:ascii="Times New Roman" w:eastAsia="Times New Roman" w:hAnsi="Times New Roman" w:cs="Times New Roman"/>
-                <w:sz w:val="26"/>
-                <w:szCs w:val="26"/>
-              </w:rPr>
-              <w:t>TỔNG THỂ CỘT ANTEN</w:t>
-            </w:r>
-          </w:p>
-        </w:tc>
-        <w:tc>
-          <w:tcPr>
-            <w:tcW w:w="6915" w:type="dxa"/>
-            <w:tcMar>
-              <w:top w:w="100" w:type="dxa"/>
-              <w:left w:w="100" w:type="dxa"/>
-              <w:bottom w:w="100" w:type="dxa"/>
-              <w:right w:w="100" w:type="dxa"/>
-            </w:tcMar>
-          </w:tcPr>
-          <w:p>
-            <w:pPr>
-              <w:widowControl w:val="0"/>
-              <w:pBdr>
-                <w:top w:val="nil"/>
-                <w:left w:val="nil"/>
-                <w:bottom w:val="nil"/>
-                <w:right w:val="nil"/>
-                <w:between w:val="nil"/>
-              </w:pBdr>
-              <w:spacing w:line="240" w:lineRule="auto"/>
-              <w:rPr>
-                <w:rFonts w:ascii="Times New Roman" w:eastAsia="Times New Roman" w:hAnsi="Times New Roman" w:cs="Times New Roman"/>
-                <w:sz w:val="26"/>
-                <w:szCs w:val="26"/>
-              </w:rPr>
-            </w:pPr>
-            <w:r>
-              <w:rPr>
-                <w:rFonts w:ascii="Times New Roman" w:eastAsia="Times New Roman" w:hAnsi="Times New Roman" w:cs="Times New Roman"/>
-                <w:sz w:val="26"/>
-                <w:szCs w:val="26"/>
-              </w:rPr>
-              <w:t>${anh1}</w:t>
-            </w:r>
-          </w:p>
-          <w:p>
-            <w:pPr>
-              <w:widowControl w:val="0"/>
-              <w:pBdr>
-                <w:top w:val="nil"/>
-                <w:left w:val="nil"/>
-                <w:bottom w:val="nil"/>
-                <w:right w:val="nil"/>
-                <w:between w:val="nil"/>
-              </w:pBdr>
-              <w:spacing w:line="240" w:lineRule="auto"/>
-              <w:rPr>
-                <w:rFonts w:ascii="Times New Roman" w:eastAsia="Times New Roman" w:hAnsi="Times New Roman" w:cs="Times New Roman"/>
-                <w:sz w:val="26"/>
-                <w:szCs w:val="26"/>
-              </w:rPr>
-            </w:pPr>
-          </w:p>
-        </w:tc>
-      </w:tr>
-      <w:tr>
-        <w:trPr>
-          <w:trHeight w:val="4048"/>
-          <w:jc w:val="center"/>
-        </w:trPr>
-        <w:tc>
-          <w:tcPr>
-            <w:tcW w:w="2415" w:type="dxa"/>
-            <w:tcMar>
-              <w:top w:w="100" w:type="dxa"/>
-              <w:left w:w="100" w:type="dxa"/>
-              <w:bottom w:w="100" w:type="dxa"/>
-              <w:right w:w="100" w:type="dxa"/>
-            </w:tcMar>
-          </w:tcPr>
-          <w:p>
-            <w:pPr>
-              <w:widowControl w:val="0"/>
-              <w:pBdr>
-                <w:top w:val="nil"/>
-                <w:left w:val="nil"/>
-                <w:bottom w:val="nil"/>
-                <w:right w:val="nil"/>
-                <w:between w:val="nil"/>
-              </w:pBdr>
-              <w:spacing w:line="240" w:lineRule="auto"/>
-              <w:rPr>
-                <w:rFonts w:ascii="Times New Roman" w:eastAsia="Times New Roman" w:hAnsi="Times New Roman" w:cs="Times New Roman"/>
-                <w:sz w:val="26"/>
-                <w:szCs w:val="26"/>
-              </w:rPr>
-            </w:pPr>
-            <w:r>
-              <w:rPr>
-                <w:rFonts w:ascii="Times New Roman" w:eastAsia="Times New Roman" w:hAnsi="Times New Roman" w:cs="Times New Roman"/>
-                <w:sz w:val="26"/>
-                <w:szCs w:val="26"/>
-              </w:rPr>
-              <w:t>Móng M0</w:t>
-            </w:r>
-          </w:p>
-        </w:tc>
-        <w:tc>
-          <w:tcPr>
-            <w:tcW w:w="6915" w:type="dxa"/>
-            <w:tcMar>
-              <w:top w:w="100" w:type="dxa"/>
-              <w:left w:w="100" w:type="dxa"/>
-              <w:bottom w:w="100" w:type="dxa"/>
-              <w:right w:w="100" w:type="dxa"/>
-            </w:tcMar>
-          </w:tcPr>
-          <w:p>
-            <w:pPr>
-              <w:widowControl w:val="0"/>
-              <w:spacing w:line="240" w:lineRule="auto"/>
-              <w:rPr>
-                <w:rFonts w:ascii="Times New Roman" w:eastAsia="Times New Roman" w:hAnsi="Times New Roman" w:cs="Times New Roman"/>
-                <w:sz w:val="26"/>
-                <w:szCs w:val="26"/>
-              </w:rPr>
-            </w:pPr>
-            <w:r>
-              <w:rPr>
-                <w:rFonts w:ascii="Times New Roman" w:eastAsia="Times New Roman" w:hAnsi="Times New Roman" w:cs="Times New Roman"/>
-                <w:sz w:val="26"/>
-                <w:szCs w:val="26"/>
-              </w:rPr>
-              <w:t>${anh2}</w:t>
-            </w:r>
-          </w:p>
-          <w:p>
-            <w:pPr>
-              <w:widowControl w:val="0"/>
-              <w:spacing w:line="240" w:lineRule="auto"/>
-              <w:rPr>
-                <w:rFonts w:ascii="Times New Roman" w:eastAsia="Times New Roman" w:hAnsi="Times New Roman" w:cs="Times New Roman"/>
-                <w:sz w:val="26"/>
-                <w:szCs w:val="26"/>
-              </w:rPr>
-            </w:pPr>
-          </w:p>
-        </w:tc>
-      </w:tr>
-      <w:tr>
-        <w:trPr>
-          <w:trHeight w:val="3568"/>
-          <w:jc w:val="center"/>
-        </w:trPr>
-        <w:tc>
-          <w:tcPr>
-            <w:tcW w:w="2415" w:type="dxa"/>
-            <w:tcMar>
-              <w:top w:w="100" w:type="dxa"/>
-              <w:left w:w="100" w:type="dxa"/>
-              <w:bottom w:w="100" w:type="dxa"/>
-              <w:right w:w="100" w:type="dxa"/>
-            </w:tcMar>
-          </w:tcPr>
-          <w:p>
-            <w:pPr>
-              <w:widowControl w:val="0"/>
-              <w:pBdr>
-                <w:top w:val="nil"/>
-                <w:left w:val="nil"/>
-                <w:bottom w:val="nil"/>
-                <w:right w:val="nil"/>
-                <w:between w:val="nil"/>
-              </w:pBdr>
-              <w:spacing w:line="240" w:lineRule="auto"/>
-              <w:rPr>
-                <w:rFonts w:ascii="Times New Roman" w:eastAsia="Times New Roman" w:hAnsi="Times New Roman" w:cs="Times New Roman"/>
-                <w:sz w:val="26"/>
-                <w:szCs w:val="26"/>
-              </w:rPr>
-            </w:pPr>
-            <w:r>
-              <w:rPr>
-                <w:rFonts w:ascii="Times New Roman" w:eastAsia="Times New Roman" w:hAnsi="Times New Roman" w:cs="Times New Roman"/>
-                <w:sz w:val="26"/>
-                <w:szCs w:val="26"/>
-              </w:rPr>
-              <w:t>Móng co 1</w:t>
-            </w:r>
-          </w:p>
-        </w:tc>
-        <w:tc>
-          <w:tcPr>
-            <w:tcW w:w="6915" w:type="dxa"/>
-            <w:tcMar>
-              <w:top w:w="100" w:type="dxa"/>
-              <w:left w:w="100" w:type="dxa"/>
-              <w:bottom w:w="100" w:type="dxa"/>
-              <w:right w:w="100" w:type="dxa"/>
-            </w:tcMar>
-          </w:tcPr>
-          <w:p>
-            <w:pPr>
-              <w:widowControl w:val="0"/>
-              <w:spacing w:line="240" w:lineRule="auto"/>
-              <w:rPr>
-                <w:rFonts w:ascii="Times New Roman" w:eastAsia="Times New Roman" w:hAnsi="Times New Roman" w:cs="Times New Roman"/>
-                <w:sz w:val="26"/>
-                <w:szCs w:val="26"/>
-              </w:rPr>
-            </w:pPr>
-            <w:r>
-              <w:rPr>
-                <w:rFonts w:ascii="Times New Roman" w:eastAsia="Times New Roman" w:hAnsi="Times New Roman" w:cs="Times New Roman"/>
-                <w:sz w:val="26"/>
-                <w:szCs w:val="26"/>
-              </w:rPr>
-              <w:t>${anh3}</w:t>
-            </w:r>
-          </w:p>
-          <w:p>
-            <w:pPr>
-              <w:widowControl w:val="0"/>
-              <w:spacing w:line="240" w:lineRule="auto"/>
-              <w:rPr>
-                <w:rFonts w:ascii="Times New Roman" w:eastAsia="Times New Roman" w:hAnsi="Times New Roman" w:cs="Times New Roman"/>
-                <w:sz w:val="26"/>
-                <w:szCs w:val="26"/>
-              </w:rPr>
-            </w:pPr>
-          </w:p>
-        </w:tc>
-      </w:tr>
-      <w:tr>
-        <w:trPr>
-          <w:trHeight w:val="4695"/>
-          <w:jc w:val="center"/>
-        </w:trPr>
-        <w:tc>
-          <w:tcPr>
-            <w:tcW w:w="2415" w:type="dxa"/>
-            <w:tcMar>
-              <w:top w:w="100" w:type="dxa"/>
-              <w:left w:w="100" w:type="dxa"/>
-              <w:bottom w:w="100" w:type="dxa"/>
-              <w:right w:w="100" w:type="dxa"/>
-            </w:tcMar>
-          </w:tcPr>
-          <w:p>
-            <w:pPr>
-              <w:widowControl w:val="0"/>
-              <w:pBdr>
-                <w:top w:val="nil"/>
-                <w:left w:val="nil"/>
-                <w:bottom w:val="nil"/>
-                <w:right w:val="nil"/>
-                <w:between w:val="nil"/>
-              </w:pBdr>
-              <w:spacing w:line="240" w:lineRule="auto"/>
-              <w:rPr>
-                <w:rFonts w:ascii="Times New Roman" w:eastAsia="Times New Roman" w:hAnsi="Times New Roman" w:cs="Times New Roman"/>
-                <w:sz w:val="26"/>
-                <w:szCs w:val="26"/>
-              </w:rPr>
-            </w:pPr>
-            <w:r>
-              <w:rPr>
-                <w:rFonts w:ascii="Times New Roman" w:eastAsia="Times New Roman" w:hAnsi="Times New Roman" w:cs="Times New Roman"/>
-                <w:sz w:val="26"/>
-                <w:szCs w:val="26"/>
-              </w:rPr>
-              <w:lastRenderedPageBreak/>
-              <w:t>Móng co 2</w:t>
-            </w:r>
-          </w:p>
-        </w:tc>
-        <w:tc>
-          <w:tcPr>
-            <w:tcW w:w="6915" w:type="dxa"/>
-            <w:tcMar>
-              <w:top w:w="100" w:type="dxa"/>
-              <w:left w:w="100" w:type="dxa"/>
-              <w:bottom w:w="100" w:type="dxa"/>
-              <w:right w:w="100" w:type="dxa"/>
-            </w:tcMar>
-          </w:tcPr>
-          <w:p>
-            <w:pPr>
-              <w:widowControl w:val="0"/>
-              <w:spacing w:line="240" w:lineRule="auto"/>
-              <w:rPr>
-                <w:rFonts w:ascii="Times New Roman" w:eastAsia="Times New Roman" w:hAnsi="Times New Roman" w:cs="Times New Roman"/>
-                <w:sz w:val="26"/>
-                <w:szCs w:val="26"/>
-              </w:rPr>
-            </w:pPr>
-            <w:r>
-              <w:rPr>
-                <w:rFonts w:ascii="Times New Roman" w:eastAsia="Times New Roman" w:hAnsi="Times New Roman" w:cs="Times New Roman"/>
-                <w:sz w:val="26"/>
-                <w:szCs w:val="26"/>
-              </w:rPr>
-              <w:t>${anh4}</w:t>
-            </w:r>
-          </w:p>
-          <w:p>
-            <w:pPr>
-              <w:widowControl w:val="0"/>
-              <w:spacing w:line="240" w:lineRule="auto"/>
-              <w:rPr>
-                <w:rFonts w:ascii="Times New Roman" w:eastAsia="Times New Roman" w:hAnsi="Times New Roman" w:cs="Times New Roman"/>
-                <w:b/>
-                <w:bCs/>
-                <w:sz w:val="26"/>
-                <w:szCs w:val="26"/>
-              </w:rPr>
-            </w:pPr>
-          </w:p>
-        </w:tc>
-      </w:tr>
-      <w:tr>
-        <w:trPr>
-          <w:trHeight w:val="4695"/>
-          <w:jc w:val="center"/>
-        </w:trPr>
-        <w:tc>
-          <w:tcPr>
-            <w:tcW w:w="2415" w:type="dxa"/>
-            <w:tcMar>
-              <w:top w:w="100" w:type="dxa"/>
-              <w:left w:w="100" w:type="dxa"/>
-              <w:bottom w:w="100" w:type="dxa"/>
-              <w:right w:w="100" w:type="dxa"/>
-            </w:tcMar>
-          </w:tcPr>
-          <w:p>
-            <w:pPr>
-              <w:widowControl w:val="0"/>
-              <w:pBdr>
-                <w:top w:val="nil"/>
-                <w:left w:val="nil"/>
-                <w:bottom w:val="nil"/>
-                <w:right w:val="nil"/>
-                <w:between w:val="nil"/>
-              </w:pBdr>
-              <w:spacing w:line="240" w:lineRule="auto"/>
-              <w:rPr>
-                <w:rFonts w:ascii="Times New Roman" w:eastAsia="Times New Roman" w:hAnsi="Times New Roman" w:cs="Times New Roman"/>
-                <w:sz w:val="26"/>
-                <w:szCs w:val="26"/>
-              </w:rPr>
-            </w:pPr>
-            <w:r>
-              <w:rPr>
-                <w:rFonts w:ascii="Times New Roman" w:eastAsia="Times New Roman" w:hAnsi="Times New Roman" w:cs="Times New Roman"/>
-                <w:sz w:val="26"/>
-                <w:szCs w:val="26"/>
-              </w:rPr>
-              <w:t>Móng co 3</w:t>
-            </w:r>
-          </w:p>
-        </w:tc>
-        <w:tc>
-          <w:tcPr>
-            <w:tcW w:w="6915" w:type="dxa"/>
-            <w:tcMar>
-              <w:top w:w="100" w:type="dxa"/>
-              <w:left w:w="100" w:type="dxa"/>
-              <w:bottom w:w="100" w:type="dxa"/>
-              <w:right w:w="100" w:type="dxa"/>
-            </w:tcMar>
-          </w:tcPr>
-          <w:p>
-            <w:pPr>
-              <w:widowControl w:val="0"/>
-              <w:spacing w:line="240" w:lineRule="auto"/>
-              <w:rPr>
-                <w:rFonts w:ascii="Times New Roman" w:eastAsia="Times New Roman" w:hAnsi="Times New Roman" w:cs="Times New Roman"/>
-                <w:sz w:val="26"/>
-                <w:szCs w:val="26"/>
-              </w:rPr>
-            </w:pPr>
-            <w:r>
-              <w:rPr>
-                <w:rFonts w:ascii="Times New Roman" w:eastAsia="Times New Roman" w:hAnsi="Times New Roman" w:cs="Times New Roman"/>
-                <w:sz w:val="26"/>
-                <w:szCs w:val="26"/>
-              </w:rPr>
-              <w:t>${anh5}</w:t>
-            </w:r>
-          </w:p>
-          <w:p>
-            <w:pPr>
-              <w:widowControl w:val="0"/>
-              <w:spacing w:line="240" w:lineRule="auto"/>
-              <w:rPr>
-                <w:rFonts w:ascii="Times New Roman" w:eastAsia="Times New Roman" w:hAnsi="Times New Roman" w:cs="Times New Roman"/>
-                <w:sz w:val="26"/>
-                <w:szCs w:val="26"/>
-              </w:rPr>
-            </w:pPr>
-          </w:p>
-        </w:tc>
-      </w:tr>
-      <w:tr>
-        <w:trPr>
-          <w:trHeight w:val="4695"/>
-          <w:jc w:val="center"/>
-        </w:trPr>
-        <w:tc>
-          <w:tcPr>
-            <w:tcW w:w="2415" w:type="dxa"/>
-            <w:tcMar>
-              <w:top w:w="100" w:type="dxa"/>
-              <w:left w:w="100" w:type="dxa"/>
-              <w:bottom w:w="100" w:type="dxa"/>
-              <w:right w:w="100" w:type="dxa"/>
-            </w:tcMar>
-          </w:tcPr>
-          <w:p>
-            <w:pPr>
-              <w:widowControl w:val="0"/>
-              <w:pBdr>
-                <w:top w:val="nil"/>
-                <w:left w:val="nil"/>
-                <w:bottom w:val="nil"/>
-                <w:right w:val="nil"/>
-                <w:between w:val="nil"/>
-              </w:pBdr>
-              <w:spacing w:line="240" w:lineRule="auto"/>
-              <w:rPr>
-                <w:rFonts w:ascii="Times New Roman" w:eastAsia="Times New Roman" w:hAnsi="Times New Roman" w:cs="Times New Roman"/>
-                <w:sz w:val="26"/>
-                <w:szCs w:val="26"/>
-              </w:rPr>
-            </w:pPr>
-            <w:r>
-              <w:rPr>
-                <w:rFonts w:ascii="Times New Roman" w:eastAsia="Times New Roman" w:hAnsi="Times New Roman" w:cs="Times New Roman"/>
-                <w:sz w:val="26"/>
-                <w:szCs w:val="26"/>
-              </w:rPr>
-              <w:lastRenderedPageBreak/>
-              <w:t>Vị trí lắp anten + RRU</w:t>
-            </w:r>
-          </w:p>
-        </w:tc>
-        <w:tc>
-          <w:tcPr>
-            <w:tcW w:w="6915" w:type="dxa"/>
-            <w:tcMar>
-              <w:top w:w="100" w:type="dxa"/>
-              <w:left w:w="100" w:type="dxa"/>
-              <w:bottom w:w="100" w:type="dxa"/>
-              <w:right w:w="100" w:type="dxa"/>
-            </w:tcMar>
-          </w:tcPr>
-          <w:p>
-            <w:pPr>
-              <w:widowControl w:val="0"/>
-              <w:spacing w:line="240" w:lineRule="auto"/>
-              <w:rPr>
-                <w:rFonts w:ascii="Times New Roman" w:eastAsia="Times New Roman" w:hAnsi="Times New Roman" w:cs="Times New Roman"/>
-                <w:sz w:val="26"/>
-                <w:szCs w:val="26"/>
-              </w:rPr>
-            </w:pPr>
-            <w:r>
-              <w:rPr>
-                <w:rFonts w:ascii="Times New Roman" w:eastAsia="Times New Roman" w:hAnsi="Times New Roman" w:cs="Times New Roman"/>
-                <w:sz w:val="26"/>
-                <w:szCs w:val="26"/>
-              </w:rPr>
-              <w:t>${anh6}</w:t>
-            </w:r>
-          </w:p>
-          <w:p>
-            <w:pPr>
-              <w:widowControl w:val="0"/>
-              <w:spacing w:line="240" w:lineRule="auto"/>
-              <w:rPr>
-                <w:rFonts w:ascii="Times New Roman" w:eastAsia="Times New Roman" w:hAnsi="Times New Roman" w:cs="Times New Roman"/>
-                <w:sz w:val="26"/>
-                <w:szCs w:val="26"/>
-              </w:rPr>
-            </w:pPr>
-          </w:p>
-        </w:tc>
-      </w:tr>
-      <w:tr>
-        <w:trPr>
-          <w:trHeight w:val="4695"/>
-          <w:jc w:val="center"/>
-        </w:trPr>
-        <w:tc>
-          <w:tcPr>
-            <w:tcW w:w="2415" w:type="dxa"/>
-            <w:tcMar>
-              <w:top w:w="100" w:type="dxa"/>
-              <w:left w:w="100" w:type="dxa"/>
-              <w:bottom w:w="100" w:type="dxa"/>
-              <w:right w:w="100" w:type="dxa"/>
-            </w:tcMar>
-          </w:tcPr>
-          <w:p>
-            <w:pPr>
-              <w:widowControl w:val="0"/>
-              <w:pBdr>
-                <w:top w:val="nil"/>
-                <w:left w:val="nil"/>
-                <w:bottom w:val="nil"/>
-                <w:right w:val="nil"/>
-                <w:between w:val="nil"/>
-              </w:pBdr>
-              <w:spacing w:line="240" w:lineRule="auto"/>
-              <w:rPr>
-                <w:rFonts w:ascii="Times New Roman" w:eastAsia="Times New Roman" w:hAnsi="Times New Roman" w:cs="Times New Roman"/>
-                <w:sz w:val="26"/>
-                <w:szCs w:val="26"/>
-              </w:rPr>
-            </w:pPr>
-            <w:r>
-              <w:rPr>
-                <w:rFonts w:ascii="Times New Roman" w:eastAsia="Times New Roman" w:hAnsi="Times New Roman" w:cs="Times New Roman"/>
-                <w:sz w:val="26"/>
-                <w:szCs w:val="26"/>
-              </w:rPr>
-              <w:t>Tổng thể bên ngoài phòng máy</w:t>
-            </w:r>
-          </w:p>
-        </w:tc>
-        <w:tc>
-          <w:tcPr>
-            <w:tcW w:w="6915" w:type="dxa"/>
-            <w:tcMar>
-              <w:top w:w="100" w:type="dxa"/>
-              <w:left w:w="100" w:type="dxa"/>
-              <w:bottom w:w="100" w:type="dxa"/>
-              <w:right w:w="100" w:type="dxa"/>
-            </w:tcMar>
-          </w:tcPr>
-          <w:p>
-            <w:pPr>
-              <w:widowControl w:val="0"/>
-              <w:spacing w:line="240" w:lineRule="auto"/>
-              <w:rPr>
-                <w:rFonts w:ascii="Times New Roman" w:eastAsia="Times New Roman" w:hAnsi="Times New Roman" w:cs="Times New Roman"/>
-                <w:sz w:val="26"/>
-                <w:szCs w:val="26"/>
-              </w:rPr>
-            </w:pPr>
-            <w:r>
-              <w:rPr>
-                <w:rFonts w:ascii="Times New Roman" w:eastAsia="Times New Roman" w:hAnsi="Times New Roman" w:cs="Times New Roman"/>
-                <w:sz w:val="26"/>
-                <w:szCs w:val="26"/>
-              </w:rPr>
-              <w:t>${anh7}</w:t>
-            </w:r>
-          </w:p>
-          <w:p>
-            <w:pPr>
-              <w:widowControl w:val="0"/>
-              <w:spacing w:line="240" w:lineRule="auto"/>
-              <w:rPr>
-                <w:rFonts w:ascii="Times New Roman" w:eastAsia="Times New Roman" w:hAnsi="Times New Roman" w:cs="Times New Roman"/>
-                <w:sz w:val="26"/>
-                <w:szCs w:val="26"/>
-              </w:rPr>
-            </w:pPr>
-          </w:p>
-        </w:tc>
-      </w:tr>
-      <w:tr>
-        <w:trPr>
-          <w:trHeight w:val="4695"/>
-          <w:jc w:val="center"/>
-        </w:trPr>
-        <w:tc>
-          <w:tcPr>
-            <w:tcW w:w="2415" w:type="dxa"/>
-            <w:tcMar>
-              <w:top w:w="100" w:type="dxa"/>
-              <w:left w:w="100" w:type="dxa"/>
-              <w:bottom w:w="100" w:type="dxa"/>
-              <w:right w:w="100" w:type="dxa"/>
-            </w:tcMar>
-          </w:tcPr>
-          <w:p>
-            <w:pPr>
-              <w:widowControl w:val="0"/>
-              <w:spacing w:line="240" w:lineRule="auto"/>
-              <w:rPr>
-                <w:rFonts w:ascii="Times New Roman" w:eastAsia="Times New Roman" w:hAnsi="Times New Roman" w:cs="Times New Roman"/>
-                <w:sz w:val="26"/>
-                <w:szCs w:val="26"/>
-              </w:rPr>
-            </w:pPr>
-            <w:r>
-              <w:rPr>
-                <w:rFonts w:ascii="Times New Roman" w:eastAsia="Times New Roman" w:hAnsi="Times New Roman" w:cs="Times New Roman"/>
-                <w:sz w:val="26"/>
-                <w:szCs w:val="26"/>
-              </w:rPr>
-              <w:lastRenderedPageBreak/>
-              <w:t>Tổng thể bên trong phòng máy</w:t>
-            </w:r>
-          </w:p>
-        </w:tc>
-        <w:tc>
-          <w:tcPr>
-            <w:tcW w:w="6915" w:type="dxa"/>
-            <w:tcMar>
-              <w:top w:w="100" w:type="dxa"/>
-              <w:left w:w="100" w:type="dxa"/>
-              <w:bottom w:w="100" w:type="dxa"/>
-              <w:right w:w="100" w:type="dxa"/>
-            </w:tcMar>
-          </w:tcPr>
-          <w:p>
-            <w:pPr>
-              <w:widowControl w:val="0"/>
-              <w:spacing w:line="240" w:lineRule="auto"/>
-              <w:rPr>
-                <w:rFonts w:ascii="Times New Roman" w:eastAsia="Times New Roman" w:hAnsi="Times New Roman" w:cs="Times New Roman"/>
-                <w:sz w:val="26"/>
-                <w:szCs w:val="26"/>
-              </w:rPr>
-            </w:pPr>
-            <w:r>
-              <w:rPr>
-                <w:rFonts w:ascii="Times New Roman" w:eastAsia="Times New Roman" w:hAnsi="Times New Roman" w:cs="Times New Roman"/>
-                <w:sz w:val="26"/>
-                <w:szCs w:val="26"/>
-              </w:rPr>
-              <w:t>${anh8}</w:t>
-            </w:r>
-          </w:p>
-          <w:p>
-            <w:pPr>
-              <w:widowControl w:val="0"/>
-              <w:spacing w:line="240" w:lineRule="auto"/>
-              <w:rPr>
-                <w:rFonts w:ascii="Times New Roman" w:eastAsia="Times New Roman" w:hAnsi="Times New Roman" w:cs="Times New Roman"/>
-                <w:sz w:val="26"/>
-                <w:szCs w:val="26"/>
-              </w:rPr>
-            </w:pPr>
           </w:p>
         </w:tc>
       </w:tr>
